--- a/fixtures/fidelity/brief.docx
+++ b/fixtures/fidelity/brief.docx
@@ -5,6 +5,7 @@
     <w:p>
       <w:pPr>
         <w:pStyle w:val="Heading1"/>
+        <w:snapToGrid w:val="0"/>
         <w:spacing w:lineRule="atLeast" w:line="330" w:before="268" w:after="268"/>
         <w:jc w:val="center"/>
       </w:pPr>
@@ -20,6 +21,7 @@
     </w:p>
     <w:p>
       <w:pPr>
+        <w:snapToGrid w:val="0"/>
         <w:spacing w:lineRule="atLeast" w:line="330" w:before="0" w:after="220"/>
         <w:jc w:val="right"/>
       </w:pPr>
@@ -35,16 +37,21 @@
     <w:tbl>
       <w:tblPr>
         <w:tblW w:type="auto" w:w="0"/>
+        <w:tblInd w:w="180" w:type="dxa"/>
+        <w:tblCellMar>
+          <w:left w:w="180" w:type="dxa"/>
+          <w:right w:w="180" w:type="dxa"/>
+        </w:tblCellMar>
         <w:tblLook w:firstColumn="1" w:firstRow="1" w:lastColumn="0" w:lastRow="0" w:noHBand="0" w:noVBand="1" w:val="04A0"/>
       </w:tblPr>
       <w:tblGrid>
-        <w:gridCol w:w="5553"/>
-        <w:gridCol w:w="5553"/>
+        <w:gridCol w:w="5386"/>
+        <w:gridCol w:w="5386"/>
       </w:tblGrid>
       <w:tr>
         <w:tc>
           <w:tcPr>
-            <w:tcW w:type="dxa" w:w="5553"/>
+            <w:tcW w:type="dxa" w:w="5386"/>
             <w:tcMar>
               <w:top w:w="60" w:type="dxa"/>
               <w:left w:w="180" w:type="dxa"/>
@@ -54,6 +61,7 @@
           </w:tcPr>
           <w:p>
             <w:pPr>
+              <w:snapToGrid w:val="0"/>
               <w:spacing w:lineRule="atLeast" w:line="330" w:before="0" w:after="0"/>
               <w:jc w:val="left"/>
             </w:pPr>
@@ -69,7 +77,7 @@
         </w:tc>
         <w:tc>
           <w:tcPr>
-            <w:tcW w:type="dxa" w:w="5553"/>
+            <w:tcW w:type="dxa" w:w="5386"/>
             <w:tcMar>
               <w:top w:w="60" w:type="dxa"/>
               <w:left w:w="180" w:type="dxa"/>
@@ -79,6 +87,7 @@
           </w:tcPr>
           <w:p>
             <w:pPr>
+              <w:snapToGrid w:val="0"/>
               <w:spacing w:lineRule="atLeast" w:line="330" w:before="0" w:after="0"/>
               <w:jc w:val="left"/>
             </w:pPr>
@@ -96,7 +105,7 @@
       <w:tr>
         <w:tc>
           <w:tcPr>
-            <w:tcW w:type="dxa" w:w="5553"/>
+            <w:tcW w:type="dxa" w:w="5386"/>
             <w:tcMar>
               <w:top w:w="60" w:type="dxa"/>
               <w:left w:w="180" w:type="dxa"/>
@@ -106,6 +115,7 @@
           </w:tcPr>
           <w:p>
             <w:pPr>
+              <w:snapToGrid w:val="0"/>
               <w:spacing w:lineRule="atLeast" w:line="330" w:before="0" w:after="0"/>
               <w:jc w:val="left"/>
             </w:pPr>
@@ -121,7 +131,7 @@
         </w:tc>
         <w:tc>
           <w:tcPr>
-            <w:tcW w:type="dxa" w:w="5553"/>
+            <w:tcW w:type="dxa" w:w="5386"/>
             <w:tcMar>
               <w:top w:w="60" w:type="dxa"/>
               <w:left w:w="180" w:type="dxa"/>
@@ -131,6 +141,7 @@
           </w:tcPr>
           <w:p>
             <w:pPr>
+              <w:snapToGrid w:val="0"/>
               <w:spacing w:lineRule="atLeast" w:line="330" w:before="0" w:after="0"/>
               <w:jc w:val="left"/>
             </w:pPr>
@@ -149,6 +160,7 @@
     <w:p>
       <w:pPr>
         <w:pStyle w:val="Heading2"/>
+        <w:snapToGrid w:val="0"/>
         <w:spacing w:lineRule="atLeast" w:line="330" w:before="274" w:after="274"/>
         <w:jc w:val="left"/>
       </w:pPr>
@@ -165,7 +177,9 @@
     <w:p>
       <w:pPr>
         <w:pStyle w:val="ListNumber"/>
+        <w:snapToGrid w:val="0"/>
         <w:spacing w:lineRule="atLeast" w:line="330" w:before="0" w:after="0"/>
+        <w:ind w:left="600" w:hanging="360"/>
         <w:jc w:val="left"/>
       </w:pPr>
       <w:r>
@@ -180,7 +194,9 @@
     <w:p>
       <w:pPr>
         <w:pStyle w:val="ListNumber2"/>
+        <w:snapToGrid w:val="0"/>
         <w:spacing w:lineRule="atLeast" w:line="330" w:before="0" w:after="0"/>
+        <w:ind w:left="1200" w:hanging="360"/>
         <w:jc w:val="left"/>
       </w:pPr>
       <w:r>
@@ -195,7 +211,9 @@
     <w:p>
       <w:pPr>
         <w:pStyle w:val="ListNumber2"/>
+        <w:snapToGrid w:val="0"/>
         <w:spacing w:lineRule="atLeast" w:line="330" w:before="0" w:after="0"/>
+        <w:ind w:left="1200" w:hanging="360"/>
         <w:jc w:val="left"/>
       </w:pPr>
       <w:r>
@@ -210,7 +228,9 @@
     <w:p>
       <w:pPr>
         <w:pStyle w:val="ListNumber2"/>
+        <w:snapToGrid w:val="0"/>
         <w:spacing w:lineRule="atLeast" w:line="330" w:before="0" w:after="0"/>
+        <w:ind w:left="1200" w:hanging="360"/>
         <w:jc w:val="left"/>
       </w:pPr>
       <w:r>
@@ -225,7 +245,9 @@
     <w:p>
       <w:pPr>
         <w:pStyle w:val="ListNumber"/>
+        <w:snapToGrid w:val="0"/>
         <w:spacing w:lineRule="atLeast" w:line="330" w:before="0" w:after="0"/>
+        <w:ind w:left="600" w:hanging="360"/>
         <w:jc w:val="left"/>
       </w:pPr>
       <w:r>
@@ -240,6 +262,7 @@
     <w:p>
       <w:pPr>
         <w:pStyle w:val="Heading2"/>
+        <w:snapToGrid w:val="0"/>
         <w:spacing w:lineRule="atLeast" w:line="330" w:before="274" w:after="274"/>
         <w:jc w:val="left"/>
       </w:pPr>
@@ -256,13 +279,18 @@
     <w:tbl>
       <w:tblPr>
         <w:tblW w:type="auto" w:w="0"/>
+        <w:tblInd w:w="120" w:type="dxa"/>
+        <w:tblCellMar>
+          <w:left w:w="120" w:type="dxa"/>
+          <w:right w:w="120" w:type="dxa"/>
+        </w:tblCellMar>
         <w:tblLook w:firstColumn="1" w:firstRow="1" w:lastColumn="0" w:lastRow="0" w:noHBand="0" w:noVBand="1" w:val="04A0"/>
       </w:tblPr>
       <w:tblGrid>
-        <w:gridCol w:w="2776"/>
-        <w:gridCol w:w="2776"/>
-        <w:gridCol w:w="2776"/>
-        <w:gridCol w:w="2776"/>
+        <w:gridCol w:w="2693"/>
+        <w:gridCol w:w="2693"/>
+        <w:gridCol w:w="2693"/>
+        <w:gridCol w:w="2693"/>
       </w:tblGrid>
       <w:tr>
         <w:trPr>
@@ -270,7 +298,7 @@
         </w:trPr>
         <w:tc>
           <w:tcPr>
-            <w:tcW w:type="dxa" w:w="2776"/>
+            <w:tcW w:type="dxa" w:w="2693"/>
             <w:vMerge w:val="restart"/>
             <w:shd w:val="clear" w:color="auto" w:fill="DDE6F0"/>
             <w:tcBorders>
@@ -288,15 +316,9 @@
           </w:tcPr>
           <w:p>
             <w:pPr>
+              <w:snapToGrid w:val="0"/>
               <w:spacing w:lineRule="atLeast" w:line="330" w:before="0" w:after="0"/>
               <w:jc w:val="center"/>
-              <w:shd w:val="clear" w:color="auto" w:fill="DDE6F0"/>
-              <w:pBdr>
-                <w:top w:val="single" w:sz="6" w:space="1" w:color="555555"/>
-                <w:left w:val="single" w:sz="6" w:space="1" w:color="555555"/>
-                <w:bottom w:val="single" w:sz="6" w:space="1" w:color="555555"/>
-                <w:right w:val="single" w:sz="6" w:space="1" w:color="555555"/>
-              </w:pBdr>
             </w:pPr>
             <w:r>
               <w:rPr>
@@ -311,7 +333,7 @@
         </w:tc>
         <w:tc>
           <w:tcPr>
-            <w:tcW w:type="dxa" w:w="5552"/>
+            <w:tcW w:type="dxa" w:w="5386"/>
             <w:gridSpan w:val="2"/>
             <w:shd w:val="clear" w:color="auto" w:fill="DDE6F0"/>
             <w:tcBorders>
@@ -329,15 +351,9 @@
           </w:tcPr>
           <w:p>
             <w:pPr>
+              <w:snapToGrid w:val="0"/>
               <w:spacing w:lineRule="atLeast" w:line="330" w:before="0" w:after="0"/>
               <w:jc w:val="center"/>
-              <w:shd w:val="clear" w:color="auto" w:fill="DDE6F0"/>
-              <w:pBdr>
-                <w:top w:val="single" w:sz="6" w:space="1" w:color="555555"/>
-                <w:left w:val="single" w:sz="6" w:space="1" w:color="555555"/>
-                <w:bottom w:val="single" w:sz="6" w:space="1" w:color="555555"/>
-                <w:right w:val="single" w:sz="6" w:space="1" w:color="555555"/>
-              </w:pBdr>
             </w:pPr>
             <w:r>
               <w:rPr>
@@ -352,7 +368,7 @@
         </w:tc>
         <w:tc>
           <w:tcPr>
-            <w:tcW w:type="dxa" w:w="2776"/>
+            <w:tcW w:type="dxa" w:w="2693"/>
             <w:vMerge w:val="restart"/>
             <w:shd w:val="clear" w:color="auto" w:fill="DDE6F0"/>
             <w:tcBorders>
@@ -370,15 +386,9 @@
           </w:tcPr>
           <w:p>
             <w:pPr>
+              <w:snapToGrid w:val="0"/>
               <w:spacing w:lineRule="atLeast" w:line="330" w:before="0" w:after="0"/>
               <w:jc w:val="center"/>
-              <w:shd w:val="clear" w:color="auto" w:fill="DDE6F0"/>
-              <w:pBdr>
-                <w:top w:val="single" w:sz="6" w:space="1" w:color="555555"/>
-                <w:left w:val="single" w:sz="6" w:space="1" w:color="555555"/>
-                <w:bottom w:val="single" w:sz="6" w:space="1" w:color="555555"/>
-                <w:right w:val="single" w:sz="6" w:space="1" w:color="555555"/>
-              </w:pBdr>
             </w:pPr>
             <w:r>
               <w:rPr>
@@ -398,14 +408,14 @@
         </w:trPr>
         <w:tc>
           <w:tcPr>
-            <w:tcW w:type="dxa" w:w="2776"/>
+            <w:tcW w:type="dxa" w:w="2693"/>
             <w:vMerge/>
           </w:tcPr>
           <w:p/>
         </w:tc>
         <w:tc>
           <w:tcPr>
-            <w:tcW w:type="dxa" w:w="2776"/>
+            <w:tcW w:type="dxa" w:w="2693"/>
             <w:shd w:val="clear" w:color="auto" w:fill="DDE6F0"/>
             <w:tcBorders>
               <w:top w:val="single" w:sz="6" w:space="1" w:color="555555"/>
@@ -422,15 +432,9 @@
           </w:tcPr>
           <w:p>
             <w:pPr>
+              <w:snapToGrid w:val="0"/>
               <w:spacing w:lineRule="atLeast" w:line="330" w:before="0" w:after="0"/>
               <w:jc w:val="center"/>
-              <w:shd w:val="clear" w:color="auto" w:fill="DDE6F0"/>
-              <w:pBdr>
-                <w:top w:val="single" w:sz="6" w:space="1" w:color="555555"/>
-                <w:left w:val="single" w:sz="6" w:space="1" w:color="555555"/>
-                <w:bottom w:val="single" w:sz="6" w:space="1" w:color="555555"/>
-                <w:right w:val="single" w:sz="6" w:space="1" w:color="555555"/>
-              </w:pBdr>
             </w:pPr>
             <w:r>
               <w:rPr>
@@ -445,7 +449,7 @@
         </w:tc>
         <w:tc>
           <w:tcPr>
-            <w:tcW w:type="dxa" w:w="2776"/>
+            <w:tcW w:type="dxa" w:w="2693"/>
             <w:shd w:val="clear" w:color="auto" w:fill="DDE6F0"/>
             <w:tcBorders>
               <w:top w:val="single" w:sz="6" w:space="1" w:color="555555"/>
@@ -462,15 +466,9 @@
           </w:tcPr>
           <w:p>
             <w:pPr>
+              <w:snapToGrid w:val="0"/>
               <w:spacing w:lineRule="atLeast" w:line="330" w:before="0" w:after="0"/>
               <w:jc w:val="center"/>
-              <w:shd w:val="clear" w:color="auto" w:fill="DDE6F0"/>
-              <w:pBdr>
-                <w:top w:val="single" w:sz="6" w:space="1" w:color="555555"/>
-                <w:left w:val="single" w:sz="6" w:space="1" w:color="555555"/>
-                <w:bottom w:val="single" w:sz="6" w:space="1" w:color="555555"/>
-                <w:right w:val="single" w:sz="6" w:space="1" w:color="555555"/>
-              </w:pBdr>
             </w:pPr>
             <w:r>
               <w:rPr>
@@ -485,7 +483,7 @@
         </w:tc>
         <w:tc>
           <w:tcPr>
-            <w:tcW w:type="dxa" w:w="2776"/>
+            <w:tcW w:type="dxa" w:w="2693"/>
             <w:vMerge/>
           </w:tcPr>
           <w:p/>
@@ -494,7 +492,7 @@
       <w:tr>
         <w:tc>
           <w:tcPr>
-            <w:tcW w:type="dxa" w:w="2776"/>
+            <w:tcW w:type="dxa" w:w="2693"/>
             <w:tcBorders>
               <w:top w:val="single" w:sz="6" w:space="1" w:color="555555"/>
               <w:left w:val="single" w:sz="6" w:space="1" w:color="555555"/>
@@ -510,14 +508,9 @@
           </w:tcPr>
           <w:p>
             <w:pPr>
+              <w:snapToGrid w:val="0"/>
               <w:spacing w:lineRule="atLeast" w:line="330" w:before="0" w:after="0"/>
               <w:jc w:val="left"/>
-              <w:pBdr>
-                <w:top w:val="single" w:sz="6" w:space="1" w:color="555555"/>
-                <w:left w:val="single" w:sz="6" w:space="1" w:color="555555"/>
-                <w:bottom w:val="single" w:sz="6" w:space="1" w:color="555555"/>
-                <w:right w:val="single" w:sz="6" w:space="1" w:color="555555"/>
-              </w:pBdr>
             </w:pPr>
             <w:r>
               <w:rPr>
@@ -531,7 +524,7 @@
         </w:tc>
         <w:tc>
           <w:tcPr>
-            <w:tcW w:type="dxa" w:w="2776"/>
+            <w:tcW w:type="dxa" w:w="2693"/>
             <w:tcBorders>
               <w:top w:val="single" w:sz="6" w:space="1" w:color="555555"/>
               <w:left w:val="single" w:sz="6" w:space="1" w:color="555555"/>
@@ -547,14 +540,9 @@
           </w:tcPr>
           <w:p>
             <w:pPr>
+              <w:snapToGrid w:val="0"/>
               <w:spacing w:lineRule="atLeast" w:line="330" w:before="0" w:after="0"/>
               <w:jc w:val="left"/>
-              <w:pBdr>
-                <w:top w:val="single" w:sz="6" w:space="1" w:color="555555"/>
-                <w:left w:val="single" w:sz="6" w:space="1" w:color="555555"/>
-                <w:bottom w:val="single" w:sz="6" w:space="1" w:color="555555"/>
-                <w:right w:val="single" w:sz="6" w:space="1" w:color="555555"/>
-              </w:pBdr>
             </w:pPr>
             <w:r>
               <w:rPr>
@@ -568,7 +556,7 @@
         </w:tc>
         <w:tc>
           <w:tcPr>
-            <w:tcW w:type="dxa" w:w="2776"/>
+            <w:tcW w:type="dxa" w:w="2693"/>
             <w:tcBorders>
               <w:top w:val="single" w:sz="6" w:space="1" w:color="555555"/>
               <w:left w:val="single" w:sz="6" w:space="1" w:color="555555"/>
@@ -584,14 +572,9 @@
           </w:tcPr>
           <w:p>
             <w:pPr>
+              <w:snapToGrid w:val="0"/>
               <w:spacing w:lineRule="atLeast" w:line="330" w:before="0" w:after="0"/>
               <w:jc w:val="left"/>
-              <w:pBdr>
-                <w:top w:val="single" w:sz="6" w:space="1" w:color="555555"/>
-                <w:left w:val="single" w:sz="6" w:space="1" w:color="555555"/>
-                <w:bottom w:val="single" w:sz="6" w:space="1" w:color="555555"/>
-                <w:right w:val="single" w:sz="6" w:space="1" w:color="555555"/>
-              </w:pBdr>
             </w:pPr>
             <w:r>
               <w:rPr>
@@ -605,7 +588,7 @@
         </w:tc>
         <w:tc>
           <w:tcPr>
-            <w:tcW w:type="dxa" w:w="2776"/>
+            <w:tcW w:type="dxa" w:w="2693"/>
             <w:tcBorders>
               <w:top w:val="single" w:sz="6" w:space="1" w:color="555555"/>
               <w:left w:val="single" w:sz="6" w:space="1" w:color="555555"/>
@@ -621,14 +604,9 @@
           </w:tcPr>
           <w:p>
             <w:pPr>
+              <w:snapToGrid w:val="0"/>
               <w:spacing w:lineRule="atLeast" w:line="330" w:before="0" w:after="0"/>
               <w:jc w:val="left"/>
-              <w:pBdr>
-                <w:top w:val="single" w:sz="6" w:space="1" w:color="555555"/>
-                <w:left w:val="single" w:sz="6" w:space="1" w:color="555555"/>
-                <w:bottom w:val="single" w:sz="6" w:space="1" w:color="555555"/>
-                <w:right w:val="single" w:sz="6" w:space="1" w:color="555555"/>
-              </w:pBdr>
             </w:pPr>
             <w:r>
               <w:rPr>
@@ -644,7 +622,7 @@
       <w:tr>
         <w:tc>
           <w:tcPr>
-            <w:tcW w:type="dxa" w:w="2776"/>
+            <w:tcW w:type="dxa" w:w="2693"/>
             <w:tcBorders>
               <w:top w:val="single" w:sz="6" w:space="1" w:color="555555"/>
               <w:left w:val="single" w:sz="6" w:space="1" w:color="555555"/>
@@ -660,14 +638,9 @@
           </w:tcPr>
           <w:p>
             <w:pPr>
+              <w:snapToGrid w:val="0"/>
               <w:spacing w:lineRule="atLeast" w:line="330" w:before="0" w:after="0"/>
               <w:jc w:val="left"/>
-              <w:pBdr>
-                <w:top w:val="single" w:sz="6" w:space="1" w:color="555555"/>
-                <w:left w:val="single" w:sz="6" w:space="1" w:color="555555"/>
-                <w:bottom w:val="single" w:sz="6" w:space="1" w:color="555555"/>
-                <w:right w:val="single" w:sz="6" w:space="1" w:color="555555"/>
-              </w:pBdr>
             </w:pPr>
             <w:r>
               <w:rPr>
@@ -681,7 +654,7 @@
         </w:tc>
         <w:tc>
           <w:tcPr>
-            <w:tcW w:type="dxa" w:w="2776"/>
+            <w:tcW w:type="dxa" w:w="2693"/>
             <w:tcBorders>
               <w:top w:val="single" w:sz="6" w:space="1" w:color="555555"/>
               <w:left w:val="single" w:sz="6" w:space="1" w:color="555555"/>
@@ -697,14 +670,9 @@
           </w:tcPr>
           <w:p>
             <w:pPr>
+              <w:snapToGrid w:val="0"/>
               <w:spacing w:lineRule="atLeast" w:line="330" w:before="0" w:after="0"/>
               <w:jc w:val="left"/>
-              <w:pBdr>
-                <w:top w:val="single" w:sz="6" w:space="1" w:color="555555"/>
-                <w:left w:val="single" w:sz="6" w:space="1" w:color="555555"/>
-                <w:bottom w:val="single" w:sz="6" w:space="1" w:color="555555"/>
-                <w:right w:val="single" w:sz="6" w:space="1" w:color="555555"/>
-              </w:pBdr>
             </w:pPr>
             <w:r>
               <w:rPr>
@@ -718,7 +686,7 @@
         </w:tc>
         <w:tc>
           <w:tcPr>
-            <w:tcW w:type="dxa" w:w="2776"/>
+            <w:tcW w:type="dxa" w:w="2693"/>
             <w:tcBorders>
               <w:top w:val="single" w:sz="6" w:space="1" w:color="555555"/>
               <w:left w:val="single" w:sz="6" w:space="1" w:color="555555"/>
@@ -734,14 +702,9 @@
           </w:tcPr>
           <w:p>
             <w:pPr>
+              <w:snapToGrid w:val="0"/>
               <w:spacing w:lineRule="atLeast" w:line="330" w:before="0" w:after="0"/>
               <w:jc w:val="left"/>
-              <w:pBdr>
-                <w:top w:val="single" w:sz="6" w:space="1" w:color="555555"/>
-                <w:left w:val="single" w:sz="6" w:space="1" w:color="555555"/>
-                <w:bottom w:val="single" w:sz="6" w:space="1" w:color="555555"/>
-                <w:right w:val="single" w:sz="6" w:space="1" w:color="555555"/>
-              </w:pBdr>
             </w:pPr>
             <w:r>
               <w:rPr>
@@ -755,7 +718,7 @@
         </w:tc>
         <w:tc>
           <w:tcPr>
-            <w:tcW w:type="dxa" w:w="2776"/>
+            <w:tcW w:type="dxa" w:w="2693"/>
             <w:tcBorders>
               <w:top w:val="single" w:sz="6" w:space="1" w:color="555555"/>
               <w:left w:val="single" w:sz="6" w:space="1" w:color="555555"/>
@@ -771,14 +734,9 @@
           </w:tcPr>
           <w:p>
             <w:pPr>
+              <w:snapToGrid w:val="0"/>
               <w:spacing w:lineRule="atLeast" w:line="330" w:before="0" w:after="0"/>
               <w:jc w:val="left"/>
-              <w:pBdr>
-                <w:top w:val="single" w:sz="6" w:space="1" w:color="555555"/>
-                <w:left w:val="single" w:sz="6" w:space="1" w:color="555555"/>
-                <w:bottom w:val="single" w:sz="6" w:space="1" w:color="555555"/>
-                <w:right w:val="single" w:sz="6" w:space="1" w:color="555555"/>
-              </w:pBdr>
             </w:pPr>
             <w:r>
               <w:rPr>
@@ -794,7 +752,7 @@
       <w:tr>
         <w:tc>
           <w:tcPr>
-            <w:tcW w:type="dxa" w:w="2776"/>
+            <w:tcW w:type="dxa" w:w="2693"/>
             <w:tcBorders>
               <w:top w:val="single" w:sz="6" w:space="1" w:color="555555"/>
               <w:left w:val="single" w:sz="6" w:space="1" w:color="555555"/>
@@ -810,14 +768,9 @@
           </w:tcPr>
           <w:p>
             <w:pPr>
+              <w:snapToGrid w:val="0"/>
               <w:spacing w:lineRule="atLeast" w:line="330" w:before="0" w:after="0"/>
               <w:jc w:val="left"/>
-              <w:pBdr>
-                <w:top w:val="single" w:sz="6" w:space="1" w:color="555555"/>
-                <w:left w:val="single" w:sz="6" w:space="1" w:color="555555"/>
-                <w:bottom w:val="single" w:sz="6" w:space="1" w:color="555555"/>
-                <w:right w:val="single" w:sz="6" w:space="1" w:color="555555"/>
-              </w:pBdr>
             </w:pPr>
             <w:r>
               <w:rPr>
@@ -831,7 +784,7 @@
         </w:tc>
         <w:tc>
           <w:tcPr>
-            <w:tcW w:type="dxa" w:w="2776"/>
+            <w:tcW w:type="dxa" w:w="2693"/>
             <w:tcBorders>
               <w:top w:val="single" w:sz="6" w:space="1" w:color="555555"/>
               <w:left w:val="single" w:sz="6" w:space="1" w:color="555555"/>
@@ -847,14 +800,9 @@
           </w:tcPr>
           <w:p>
             <w:pPr>
+              <w:snapToGrid w:val="0"/>
               <w:spacing w:lineRule="atLeast" w:line="330" w:before="0" w:after="0"/>
               <w:jc w:val="left"/>
-              <w:pBdr>
-                <w:top w:val="single" w:sz="6" w:space="1" w:color="555555"/>
-                <w:left w:val="single" w:sz="6" w:space="1" w:color="555555"/>
-                <w:bottom w:val="single" w:sz="6" w:space="1" w:color="555555"/>
-                <w:right w:val="single" w:sz="6" w:space="1" w:color="555555"/>
-              </w:pBdr>
             </w:pPr>
             <w:r>
               <w:rPr>
@@ -868,7 +816,7 @@
         </w:tc>
         <w:tc>
           <w:tcPr>
-            <w:tcW w:type="dxa" w:w="2776"/>
+            <w:tcW w:type="dxa" w:w="2693"/>
             <w:tcBorders>
               <w:top w:val="single" w:sz="6" w:space="1" w:color="555555"/>
               <w:left w:val="single" w:sz="6" w:space="1" w:color="555555"/>
@@ -884,14 +832,9 @@
           </w:tcPr>
           <w:p>
             <w:pPr>
+              <w:snapToGrid w:val="0"/>
               <w:spacing w:lineRule="atLeast" w:line="330" w:before="0" w:after="0"/>
               <w:jc w:val="left"/>
-              <w:pBdr>
-                <w:top w:val="single" w:sz="6" w:space="1" w:color="555555"/>
-                <w:left w:val="single" w:sz="6" w:space="1" w:color="555555"/>
-                <w:bottom w:val="single" w:sz="6" w:space="1" w:color="555555"/>
-                <w:right w:val="single" w:sz="6" w:space="1" w:color="555555"/>
-              </w:pBdr>
             </w:pPr>
             <w:r>
               <w:rPr>
@@ -905,7 +848,7 @@
         </w:tc>
         <w:tc>
           <w:tcPr>
-            <w:tcW w:type="dxa" w:w="2776"/>
+            <w:tcW w:type="dxa" w:w="2693"/>
             <w:tcBorders>
               <w:top w:val="single" w:sz="6" w:space="1" w:color="555555"/>
               <w:left w:val="single" w:sz="6" w:space="1" w:color="555555"/>
@@ -921,14 +864,9 @@
           </w:tcPr>
           <w:p>
             <w:pPr>
+              <w:snapToGrid w:val="0"/>
               <w:spacing w:lineRule="atLeast" w:line="330" w:before="0" w:after="0"/>
               <w:jc w:val="left"/>
-              <w:pBdr>
-                <w:top w:val="single" w:sz="6" w:space="1" w:color="555555"/>
-                <w:left w:val="single" w:sz="6" w:space="1" w:color="555555"/>
-                <w:bottom w:val="single" w:sz="6" w:space="1" w:color="555555"/>
-                <w:right w:val="single" w:sz="6" w:space="1" w:color="555555"/>
-              </w:pBdr>
             </w:pPr>
             <w:r>
               <w:rPr>
@@ -944,6 +882,7 @@
     </w:tbl>
     <w:p>
       <w:pPr>
+        <w:snapToGrid w:val="0"/>
         <w:spacing w:lineRule="atLeast" w:line="330" w:before="220" w:after="220"/>
         <w:jc w:val="left"/>
       </w:pPr>
@@ -976,6 +915,7 @@
     <w:p>
       <w:pPr>
         <w:pStyle w:val="Heading2"/>
+        <w:snapToGrid w:val="0"/>
         <w:spacing w:lineRule="atLeast" w:line="330" w:before="54" w:after="274"/>
         <w:jc w:val="left"/>
       </w:pPr>
@@ -991,6 +931,7 @@
     </w:p>
     <w:p>
       <w:pPr>
+        <w:snapToGrid w:val="0"/>
         <w:spacing w:lineRule="atLeast" w:line="330" w:before="0" w:after="220"/>
         <w:jc w:val="left"/>
       </w:pPr>
@@ -1040,6 +981,7 @@
     <w:p>
       <w:pPr>
         <w:pStyle w:val="Heading2"/>
+        <w:snapToGrid w:val="0"/>
         <w:spacing w:lineRule="atLeast" w:line="330" w:before="54" w:after="274"/>
         <w:jc w:val="left"/>
       </w:pPr>
@@ -1055,6 +997,7 @@
     </w:p>
     <w:p>
       <w:pPr>
+        <w:snapToGrid w:val="0"/>
         <w:spacing w:lineRule="atLeast" w:line="330" w:before="0" w:after="220"/>
         <w:jc w:val="left"/>
       </w:pPr>
@@ -1087,19 +1030,25 @@
     <w:tbl>
       <w:tblPr>
         <w:tblW w:type="auto" w:w="0"/>
+        <w:tblInd w:w="15" w:type="dxa"/>
+        <w:tblCellMar>
+          <w:left w:w="15" w:type="dxa"/>
+          <w:right w:w="15" w:type="dxa"/>
+        </w:tblCellMar>
         <w:tblLook w:firstColumn="1" w:firstRow="1" w:lastColumn="0" w:lastRow="0" w:noHBand="0" w:noVBand="1" w:val="04A0"/>
       </w:tblPr>
       <w:tblGrid>
-        <w:gridCol w:w="5553"/>
-        <w:gridCol w:w="5553"/>
+        <w:gridCol w:w="5386"/>
+        <w:gridCol w:w="5386"/>
       </w:tblGrid>
       <w:tr>
         <w:tc>
           <w:tcPr>
-            <w:tcW w:type="dxa" w:w="5553"/>
+            <w:tcW w:type="dxa" w:w="5386"/>
           </w:tcPr>
           <w:p>
             <w:pPr>
+              <w:snapToGrid w:val="0"/>
               <w:spacing w:lineRule="atLeast" w:line="330" w:before="0" w:after="0"/>
               <w:jc w:val="left"/>
             </w:pPr>
@@ -1115,10 +1064,11 @@
         </w:tc>
         <w:tc>
           <w:tcPr>
-            <w:tcW w:type="dxa" w:w="5553"/>
+            <w:tcW w:type="dxa" w:w="5386"/>
           </w:tcPr>
           <w:p>
             <w:pPr>
+              <w:snapToGrid w:val="0"/>
               <w:spacing w:lineRule="atLeast" w:line="330" w:before="0" w:after="0"/>
               <w:jc w:val="left"/>
             </w:pPr>
@@ -1136,10 +1086,11 @@
       <w:tr>
         <w:tc>
           <w:tcPr>
-            <w:tcW w:type="dxa" w:w="5553"/>
+            <w:tcW w:type="dxa" w:w="5386"/>
           </w:tcPr>
           <w:p>
             <w:pPr>
+              <w:snapToGrid w:val="0"/>
               <w:spacing w:lineRule="atLeast" w:line="330" w:before="0" w:after="0"/>
               <w:jc w:val="left"/>
             </w:pPr>
@@ -1155,10 +1106,11 @@
         </w:tc>
         <w:tc>
           <w:tcPr>
-            <w:tcW w:type="dxa" w:w="5553"/>
+            <w:tcW w:type="dxa" w:w="5386"/>
           </w:tcPr>
           <w:p>
             <w:pPr>
+              <w:snapToGrid w:val="0"/>
               <w:spacing w:lineRule="atLeast" w:line="330" w:before="0" w:after="0"/>
               <w:jc w:val="left"/>
             </w:pPr>
@@ -1175,10 +1127,9 @@
       </w:tr>
     </w:tbl>
     <w:sectPr>
-      <w:pgSz w:w="12240" w:h="15840"/>
+      <w:pgSz w:w="11906" w:h="16838"/>
       <w:pgMar w:top="567" w:right="567" w:bottom="567" w:left="567" w:header="720" w:footer="720" w:gutter="0"/>
       <w:cols w:space="720"/>
-      <w:docGrid w:linePitch="360"/>
     </w:sectPr>
   </w:body>
 </w:document>
@@ -1400,7 +1351,10 @@
     </w:rPrDefault>
     <w:pPrDefault>
       <w:pPr>
-        <w:spacing w:after="200" w:line="276" w:lineRule="auto"/>
+        <w:autoSpaceDE w:val="0"/>
+        <w:autoSpaceDN w:val="0"/>
+        <w:snapToGrid w:val="0"/>
+        <w:spacing w:after="0" w:line="240" w:lineRule="auto"/>
       </w:pPr>
     </w:pPrDefault>
   </w:docDefaults>
